--- a/report.docx
+++ b/report.docx
@@ -6051,7 +6051,7 @@
           <w:bCs/>
           <w:sz w:val="28"/>
           <w:szCs w:val="28"/>
-          <w:lang w:val="uk-UA"/>
+          <w:lang w:val="en-US"/>
         </w:rPr>
       </w:pPr>
       <w:r>
@@ -6064,6 +6064,110 @@
           <w:lang w:val="uk-UA"/>
         </w:rPr>
         <w:t>1. Створення схем для набору даних</w:t>
+      </w:r>
+      <w:r>
+        <w:rPr>
+          <w:rFonts w:ascii="Times New Roman" w:eastAsia="Times New Roman" w:hAnsi="Times New Roman" w:cs="Times New Roman"/>
+          <w:b/>
+          <w:bCs/>
+          <w:sz w:val="28"/>
+          <w:szCs w:val="28"/>
+          <w:lang w:val="en-US"/>
+        </w:rPr>
+        <w:t xml:space="preserve"> </w:t>
+      </w:r>
+      <w:r>
+        <w:rPr>
+          <w:rFonts w:ascii="Times New Roman" w:eastAsia="Times New Roman" w:hAnsi="Times New Roman" w:cs="Times New Roman"/>
+          <w:b/>
+          <w:bCs/>
+          <w:i/>
+          <w:iCs/>
+          <w:sz w:val="28"/>
+          <w:szCs w:val="28"/>
+          <w:lang w:val="en-US"/>
+        </w:rPr>
+        <w:t>(</w:t>
+      </w:r>
+      <w:proofErr w:type="spellStart"/>
+      <w:r>
+        <w:rPr>
+          <w:rFonts w:ascii="Times New Roman" w:eastAsia="Times New Roman" w:hAnsi="Times New Roman" w:cs="Times New Roman"/>
+          <w:b/>
+          <w:bCs/>
+          <w:i/>
+          <w:iCs/>
+          <w:sz w:val="28"/>
+          <w:szCs w:val="28"/>
+          <w:lang w:val="uk-UA"/>
+        </w:rPr>
+        <w:t>Воробець</w:t>
+      </w:r>
+      <w:proofErr w:type="spellEnd"/>
+      <w:r>
+        <w:rPr>
+          <w:rFonts w:ascii="Times New Roman" w:eastAsia="Times New Roman" w:hAnsi="Times New Roman" w:cs="Times New Roman"/>
+          <w:b/>
+          <w:bCs/>
+          <w:i/>
+          <w:iCs/>
+          <w:sz w:val="28"/>
+          <w:szCs w:val="28"/>
+          <w:lang w:val="uk-UA"/>
+        </w:rPr>
+        <w:t xml:space="preserve"> </w:t>
+      </w:r>
+      <w:r>
+        <w:rPr>
+          <w:rFonts w:ascii="Times New Roman" w:eastAsia="Times New Roman" w:hAnsi="Times New Roman" w:cs="Times New Roman"/>
+          <w:b/>
+          <w:bCs/>
+          <w:i/>
+          <w:iCs/>
+          <w:sz w:val="28"/>
+          <w:szCs w:val="28"/>
+          <w:lang w:val="en-US"/>
+        </w:rPr>
+        <w:t>/</w:t>
+      </w:r>
+      <w:r>
+        <w:rPr>
+          <w:rFonts w:ascii="Times New Roman" w:eastAsia="Times New Roman" w:hAnsi="Times New Roman" w:cs="Times New Roman"/>
+          <w:b/>
+          <w:bCs/>
+          <w:i/>
+          <w:iCs/>
+          <w:sz w:val="28"/>
+          <w:szCs w:val="28"/>
+          <w:lang w:val="uk-UA"/>
+        </w:rPr>
+        <w:t xml:space="preserve"> </w:t>
+      </w:r>
+      <w:r>
+        <w:rPr>
+          <w:rFonts w:ascii="Times New Roman" w:eastAsia="Times New Roman" w:hAnsi="Times New Roman" w:cs="Times New Roman"/>
+          <w:b/>
+          <w:bCs/>
+          <w:i/>
+          <w:iCs/>
+          <w:sz w:val="28"/>
+          <w:szCs w:val="28"/>
+          <w:lang w:val="uk-UA"/>
+        </w:rPr>
+        <w:t>Яремчук</w:t>
+      </w:r>
+      <w:r>
+        <w:rPr>
+          <w:rFonts w:ascii="Times New Roman" w:eastAsia="Times New Roman" w:hAnsi="Times New Roman" w:cs="Times New Roman"/>
+          <w:b/>
+          <w:bCs/>
+          <w:i/>
+          <w:iCs/>
+          <w:sz w:val="28"/>
+          <w:szCs w:val="28"/>
+          <w:lang w:val="en-US"/>
+        </w:rPr>
+        <w:t>)</w:t>
       </w:r>
     </w:p>
     <w:p>
@@ -6719,6 +6823,8 @@
           <w:rFonts w:ascii="Times New Roman" w:eastAsia="Times New Roman" w:hAnsi="Times New Roman" w:cs="Times New Roman"/>
           <w:b/>
           <w:bCs/>
+          <w:i/>
+          <w:iCs/>
           <w:sz w:val="28"/>
           <w:szCs w:val="28"/>
           <w:lang w:val="uk-UA"/>
@@ -6748,6 +6854,99 @@
         <w:t>DataFrame</w:t>
       </w:r>
       <w:proofErr w:type="spellEnd"/>
+      <w:r>
+        <w:rPr>
+          <w:rFonts w:ascii="Times New Roman" w:eastAsia="Times New Roman" w:hAnsi="Times New Roman" w:cs="Times New Roman"/>
+          <w:b/>
+          <w:bCs/>
+          <w:sz w:val="28"/>
+          <w:szCs w:val="28"/>
+          <w:lang w:val="uk-UA"/>
+        </w:rPr>
+        <w:t xml:space="preserve"> (</w:t>
+      </w:r>
+      <w:proofErr w:type="spellStart"/>
+      <w:r>
+        <w:rPr>
+          <w:rFonts w:ascii="Times New Roman" w:eastAsia="Times New Roman" w:hAnsi="Times New Roman" w:cs="Times New Roman"/>
+          <w:b/>
+          <w:bCs/>
+          <w:i/>
+          <w:iCs/>
+          <w:sz w:val="28"/>
+          <w:szCs w:val="28"/>
+          <w:lang w:val="uk-UA"/>
+        </w:rPr>
+        <w:t>Лірко</w:t>
+      </w:r>
+      <w:proofErr w:type="spellEnd"/>
+      <w:r>
+        <w:rPr>
+          <w:rFonts w:ascii="Times New Roman" w:eastAsia="Times New Roman" w:hAnsi="Times New Roman" w:cs="Times New Roman"/>
+          <w:b/>
+          <w:bCs/>
+          <w:i/>
+          <w:iCs/>
+          <w:sz w:val="28"/>
+          <w:szCs w:val="28"/>
+          <w:lang w:val="uk-UA"/>
+        </w:rPr>
+        <w:t xml:space="preserve"> </w:t>
+      </w:r>
+      <w:r>
+        <w:rPr>
+          <w:rFonts w:ascii="Times New Roman" w:eastAsia="Times New Roman" w:hAnsi="Times New Roman" w:cs="Times New Roman"/>
+          <w:b/>
+          <w:bCs/>
+          <w:i/>
+          <w:iCs/>
+          <w:sz w:val="28"/>
+          <w:szCs w:val="28"/>
+          <w:lang w:val="en-US"/>
+        </w:rPr>
+        <w:t>/</w:t>
+      </w:r>
+      <w:r>
+        <w:rPr>
+          <w:rFonts w:ascii="Times New Roman" w:eastAsia="Times New Roman" w:hAnsi="Times New Roman" w:cs="Times New Roman"/>
+          <w:b/>
+          <w:bCs/>
+          <w:i/>
+          <w:iCs/>
+          <w:sz w:val="28"/>
+          <w:szCs w:val="28"/>
+          <w:lang w:val="uk-UA"/>
+        </w:rPr>
+        <w:t xml:space="preserve"> </w:t>
+      </w:r>
+      <w:proofErr w:type="spellStart"/>
+      <w:r>
+        <w:rPr>
+          <w:rFonts w:ascii="Times New Roman" w:eastAsia="Times New Roman" w:hAnsi="Times New Roman" w:cs="Times New Roman"/>
+          <w:b/>
+          <w:bCs/>
+          <w:i/>
+          <w:iCs/>
+          <w:sz w:val="28"/>
+          <w:szCs w:val="28"/>
+          <w:lang w:val="uk-UA"/>
+        </w:rPr>
+        <w:t>Полюга</w:t>
+      </w:r>
+      <w:proofErr w:type="spellEnd"/>
+      <w:r>
+        <w:rPr>
+          <w:rFonts w:ascii="Times New Roman" w:eastAsia="Times New Roman" w:hAnsi="Times New Roman" w:cs="Times New Roman"/>
+          <w:b/>
+          <w:bCs/>
+          <w:i/>
+          <w:iCs/>
+          <w:sz w:val="28"/>
+          <w:szCs w:val="28"/>
+          <w:lang w:val="uk-UA"/>
+        </w:rPr>
+        <w:t>)</w:t>
+      </w:r>
     </w:p>
     <w:p>
       <w:pPr>
@@ -7284,6 +7483,8 @@
           <w:rFonts w:ascii="Times New Roman" w:eastAsia="Times New Roman" w:hAnsi="Times New Roman" w:cs="Times New Roman"/>
           <w:b/>
           <w:bCs/>
+          <w:i/>
+          <w:iCs/>
           <w:sz w:val="28"/>
           <w:szCs w:val="28"/>
           <w:lang w:val="uk-UA"/>
@@ -7299,6 +7500,84 @@
           <w:lang w:val="uk-UA"/>
         </w:rPr>
         <w:t>3. Перевірка коректності зчитування</w:t>
+      </w:r>
+      <w:r>
+        <w:rPr>
+          <w:rFonts w:ascii="Times New Roman" w:eastAsia="Times New Roman" w:hAnsi="Times New Roman" w:cs="Times New Roman"/>
+          <w:b/>
+          <w:bCs/>
+          <w:sz w:val="28"/>
+          <w:szCs w:val="28"/>
+          <w:lang w:val="uk-UA"/>
+        </w:rPr>
+        <w:t xml:space="preserve"> </w:t>
+      </w:r>
+      <w:r>
+        <w:rPr>
+          <w:rFonts w:ascii="Times New Roman" w:eastAsia="Times New Roman" w:hAnsi="Times New Roman" w:cs="Times New Roman"/>
+          <w:b/>
+          <w:bCs/>
+          <w:i/>
+          <w:iCs/>
+          <w:sz w:val="28"/>
+          <w:szCs w:val="28"/>
+          <w:lang w:val="uk-UA"/>
+        </w:rPr>
+        <w:t xml:space="preserve">(Сидор </w:t>
+      </w:r>
+      <w:r>
+        <w:rPr>
+          <w:rFonts w:ascii="Times New Roman" w:eastAsia="Times New Roman" w:hAnsi="Times New Roman" w:cs="Times New Roman"/>
+          <w:b/>
+          <w:bCs/>
+          <w:i/>
+          <w:iCs/>
+          <w:sz w:val="28"/>
+          <w:szCs w:val="28"/>
+          <w:lang w:val="en-US"/>
+        </w:rPr>
+        <w:t>/</w:t>
+      </w:r>
+      <w:r>
+        <w:rPr>
+          <w:rFonts w:ascii="Times New Roman" w:eastAsia="Times New Roman" w:hAnsi="Times New Roman" w:cs="Times New Roman"/>
+          <w:b/>
+          <w:bCs/>
+          <w:i/>
+          <w:iCs/>
+          <w:sz w:val="28"/>
+          <w:szCs w:val="28"/>
+          <w:lang w:val="uk-UA"/>
+        </w:rPr>
+        <w:t xml:space="preserve"> </w:t>
+      </w:r>
+      <w:proofErr w:type="spellStart"/>
+      <w:r>
+        <w:rPr>
+          <w:rFonts w:ascii="Times New Roman" w:eastAsia="Times New Roman" w:hAnsi="Times New Roman" w:cs="Times New Roman"/>
+          <w:b/>
+          <w:bCs/>
+          <w:i/>
+          <w:iCs/>
+          <w:sz w:val="28"/>
+          <w:szCs w:val="28"/>
+          <w:lang w:val="uk-UA"/>
+        </w:rPr>
+        <w:t>Тимофеюк</w:t>
+      </w:r>
+      <w:proofErr w:type="spellEnd"/>
+      <w:r>
+        <w:rPr>
+          <w:rFonts w:ascii="Times New Roman" w:eastAsia="Times New Roman" w:hAnsi="Times New Roman" w:cs="Times New Roman"/>
+          <w:b/>
+          <w:bCs/>
+          <w:i/>
+          <w:iCs/>
+          <w:sz w:val="28"/>
+          <w:szCs w:val="28"/>
+          <w:lang w:val="uk-UA"/>
+        </w:rPr>
+        <w:t>)</w:t>
       </w:r>
     </w:p>
     <w:p>
@@ -7831,17 +8110,17 @@
           <w:szCs w:val="28"/>
           <w:lang w:val="uk-UA"/>
         </w:rPr>
-        <w:t xml:space="preserve"> у </w:t>
-      </w:r>
-      <w:proofErr w:type="spellStart"/>
-      <w:r>
-        <w:rPr>
-          <w:rFonts w:ascii="Times New Roman" w:eastAsia="Times New Roman" w:hAnsi="Times New Roman" w:cs="Times New Roman"/>
-          <w:sz w:val="28"/>
-          <w:szCs w:val="28"/>
-          <w:lang w:val="uk-UA"/>
-        </w:rPr>
-        <w:t>title_principals_df</w:t>
+        <w:t xml:space="preserve"> </w:t>
+      </w:r>
+      <w:proofErr w:type="spellStart"/>
+      <w:r>
+        <w:rPr>
+          <w:rFonts w:ascii="Times New Roman" w:eastAsia="Times New Roman" w:hAnsi="Times New Roman" w:cs="Times New Roman"/>
+          <w:sz w:val="28"/>
+          <w:szCs w:val="28"/>
+          <w:lang w:val="uk-UA"/>
+        </w:rPr>
+        <w:t>у title_principals_df</w:t>
       </w:r>
       <w:proofErr w:type="spellEnd"/>
       <w:r>
